--- a/docs/Sungas-Operations-Manual-v1.3.docx
+++ b/docs/Sungas-Operations-Manual-v1.3.docx
@@ -28,7 +28,7 @@
         </w:p>
       </w:sdtContent>
     </w:sdt>
-    <w:bookmarkStart w:id="81" w:name="sungas-erpnext-operations-manual"/>
+    <w:bookmarkStart w:id="82" w:name="sungas-erpnext-operations-manual"/>
     <w:p>
       <w:pPr>
         <w:pStyle w:val="Heading1"/>
@@ -4143,7 +4143,7 @@
     </w:p>
     <w:bookmarkEnd w:id="32"/>
     <w:bookmarkEnd w:id="33"/>
-    <w:bookmarkStart w:id="38" w:name="X70295fa0d72d3fea6d0b3669c52d0fcb078e07d"/>
+    <w:bookmarkStart w:id="39" w:name="X70295fa0d72d3fea6d0b3669c52d0fcb078e07d"/>
     <w:p>
       <w:pPr>
         <w:pStyle w:val="Heading2"/>
@@ -4872,13 +4872,13 @@
       </w:r>
     </w:p>
     <w:bookmarkEnd w:id="36"/>
-    <w:bookmarkStart w:id="37" w:name="continuing-to-sell-after-a-blocked-close"/>
+    <w:bookmarkStart w:id="37" w:name="Xf5a8fa394fe3bfd0fbfadc8804124517604676c"/>
     <w:p>
       <w:pPr>
         <w:pStyle w:val="Heading3"/>
       </w:pPr>
       <w:r>
-        <w:t xml:space="preserve">4.4 Continuing to Sell After a Blocked Close</w:t>
+        <w:t xml:space="preserve">4.4 Shift Sealing After a Blocked Close (Path B)</w:t>
       </w:r>
     </w:p>
     <w:p>
@@ -4886,20 +4886,313 @@
         <w:pStyle w:val="FirstParagraph"/>
       </w:pPr>
       <w:r>
-        <w:t xml:space="preserve">If the close was blocked at the hard band,</w:t>
-      </w:r>
-      <w:r>
-        <w:t xml:space="preserve"> </w:t>
-      </w:r>
-      <w:r>
-        <w:rPr>
-          <w:bCs/>
-          <w:b/>
-        </w:rPr>
-        <w:t xml:space="preserve">the opening shift remains open</w:t>
-      </w:r>
-      <w:r>
-        <w:t xml:space="preserve">. You can keep selling on it; the dispute sits in the background as a draft. Once an approver signs off, you (or anyone with submit rights) can re-submit the draft to close the shift.</w:t>
+        <w:t xml:space="preserve">When the close hits the block or critical tier, the variance approval workflow starts AND</w:t>
+      </w:r>
+      <w:r>
+        <w:t xml:space="preserve"> </w:t>
+      </w:r>
+      <w:r>
+        <w:rPr>
+          <w:bCs/>
+          <w:b/>
+        </w:rPr>
+        <w:t xml:space="preserve">the opening shift is sealed</w:t>
+      </w:r>
+      <w:r>
+        <w:t xml:space="preserve">. The cashier on that shift</w:t>
+      </w:r>
+      <w:r>
+        <w:t xml:space="preserve"> </w:t>
+      </w:r>
+      <w:r>
+        <w:rPr>
+          <w:bCs/>
+          <w:b/>
+        </w:rPr>
+        <w:t xml:space="preserve">cannot ring up any more sales</w:t>
+      </w:r>
+      <w:r>
+        <w:t xml:space="preserve"> </w:t>
+      </w:r>
+      <w:r>
+        <w:t xml:space="preserve">until the variance is approved (or rejected). The Path B protocol from the operations spec requires:</w:t>
+      </w:r>
+    </w:p>
+    <w:p>
+      <w:pPr>
+        <w:pStyle w:val="BlockText"/>
+      </w:pPr>
+      <w:r>
+        <w:rPr>
+          <w:iCs/>
+          <w:i/>
+        </w:rPr>
+        <w:t xml:space="preserve">“</w:t>
+      </w:r>
+      <w:r>
+        <w:rPr>
+          <w:iCs/>
+          <w:i/>
+        </w:rPr>
+        <w:t xml:space="preserve">The shift is sealed pending investigation. Outlet remains operational through one of three mechanisms…</w:t>
+      </w:r>
+      <w:r>
+        <w:rPr>
+          <w:iCs/>
+          <w:i/>
+        </w:rPr>
+        <w:t xml:space="preserve">”</w:t>
+      </w:r>
+    </w:p>
+    <w:p>
+      <w:pPr>
+        <w:pStyle w:val="FirstParagraph"/>
+      </w:pPr>
+      <w:r>
+        <w:t xml:space="preserve">When the sealed cashier tries to make a sale, they get a hard error:</w:t>
+      </w:r>
+    </w:p>
+    <w:p>
+      <w:pPr>
+        <w:pStyle w:val="BlockText"/>
+      </w:pPr>
+      <w:r>
+        <w:rPr>
+          <w:iCs/>
+          <w:i/>
+        </w:rPr>
+        <w:t xml:space="preserve">“</w:t>
+      </w:r>
+      <w:r>
+        <w:rPr>
+          <w:iCs/>
+          <w:i/>
+        </w:rPr>
+        <w:t xml:space="preserve">This opening shift is SEALED pending variance approval (closing shift POSA-CS-26-XXXXXX is currently in workflow state</w:t>
+      </w:r>
+      <w:r>
+        <w:rPr>
+          <w:iCs/>
+          <w:i/>
+        </w:rPr>
+        <w:t xml:space="preserve"> </w:t>
+      </w:r>
+      <w:r>
+        <w:rPr>
+          <w:iCs/>
+          <w:i/>
+        </w:rPr>
+        <w:t xml:space="preserve">‘</w:t>
+      </w:r>
+      <w:r>
+        <w:rPr>
+          <w:iCs/>
+          <w:i/>
+        </w:rPr>
+        <w:t xml:space="preserve">Pending Plant Manager</w:t>
+      </w:r>
+      <w:r>
+        <w:rPr>
+          <w:iCs/>
+          <w:i/>
+        </w:rPr>
+        <w:t xml:space="preserve">’</w:t>
+      </w:r>
+      <w:r>
+        <w:rPr>
+          <w:iCs/>
+          <w:i/>
+        </w:rPr>
+        <w:t xml:space="preserve">, severity</w:t>
+      </w:r>
+      <w:r>
+        <w:rPr>
+          <w:iCs/>
+          <w:i/>
+        </w:rPr>
+        <w:t xml:space="preserve"> </w:t>
+      </w:r>
+      <w:r>
+        <w:rPr>
+          <w:iCs/>
+          <w:i/>
+        </w:rPr>
+        <w:t xml:space="preserve">‘</w:t>
+      </w:r>
+      <w:r>
+        <w:rPr>
+          <w:iCs/>
+          <w:i/>
+        </w:rPr>
+        <w:t xml:space="preserve">block</w:t>
+      </w:r>
+      <w:r>
+        <w:rPr>
+          <w:iCs/>
+          <w:i/>
+        </w:rPr>
+        <w:t xml:space="preserve">’</w:t>
+      </w:r>
+      <w:r>
+        <w:rPr>
+          <w:iCs/>
+          <w:i/>
+        </w:rPr>
+        <w:t xml:space="preserve">). No further sales can be rung up on this till until the variance is approved (or rejected) by the relevant manager.</w:t>
+      </w:r>
+      <w:r>
+        <w:rPr>
+          <w:iCs/>
+          <w:i/>
+        </w:rPr>
+        <w:t xml:space="preserve">”</w:t>
+      </w:r>
+    </w:p>
+    <w:p>
+      <w:pPr>
+        <w:pStyle w:val="FirstParagraph"/>
+      </w:pPr>
+      <w:r>
+        <w:t xml:space="preserve">The till stays sealed until the workflow reaches</w:t>
+      </w:r>
+      <w:r>
+        <w:t xml:space="preserve"> </w:t>
+      </w:r>
+      <w:r>
+        <w:rPr>
+          <w:bCs/>
+          <w:b/>
+        </w:rPr>
+        <w:t xml:space="preserve">Approved</w:t>
+      </w:r>
+      <w:r>
+        <w:t xml:space="preserve"> </w:t>
+      </w:r>
+      <w:r>
+        <w:t xml:space="preserve">(auto-submits the closing shift) or</w:t>
+      </w:r>
+      <w:r>
+        <w:t xml:space="preserve"> </w:t>
+      </w:r>
+      <w:r>
+        <w:rPr>
+          <w:bCs/>
+          <w:b/>
+        </w:rPr>
+        <w:t xml:space="preserve">Rejected</w:t>
+      </w:r>
+      <w:r>
+        <w:t xml:space="preserve"> </w:t>
+      </w:r>
+      <w:r>
+        <w:t xml:space="preserve">(cashier can Reopen and revise).</w:t>
+      </w:r>
+    </w:p>
+    <w:bookmarkEnd w:id="37"/>
+    <w:bookmarkStart w:id="38" w:name="Xe68f52a441ccdf3d8988a2896ffeca44923dcd5"/>
+    <w:p>
+      <w:pPr>
+        <w:pStyle w:val="Heading3"/>
+      </w:pPr>
+      <w:r>
+        <w:t xml:space="preserve">4.5 Outlet Continuity Options (Path B fallbacks)</w:t>
+      </w:r>
+    </w:p>
+    <w:p>
+      <w:pPr>
+        <w:pStyle w:val="FirstParagraph"/>
+      </w:pPr>
+      <w:r>
+        <w:t xml:space="preserve">When a till is sealed, the outlet keeps trading via one of:</w:t>
+      </w:r>
+    </w:p>
+    <w:p>
+      <w:pPr>
+        <w:numPr>
+          <w:ilvl w:val="0"/>
+          <w:numId w:val="1022"/>
+        </w:numPr>
+        <w:pStyle w:val="Compact"/>
+      </w:pPr>
+      <w:r>
+        <w:rPr>
+          <w:bCs/>
+          <w:b/>
+        </w:rPr>
+        <w:t xml:space="preserve">B.1 Different cashier login (preferred, available today):</w:t>
+      </w:r>
+      <w:r>
+        <w:t xml:space="preserve"> </w:t>
+      </w:r>
+      <w:r>
+        <w:t xml:space="preserve">another cashier on the same outlet opens a fresh shift under their OWN login. POS Awesome supports multiple opening shifts per POS Profile from different users.</w:t>
+      </w:r>
+    </w:p>
+    <w:p>
+      <w:pPr>
+        <w:numPr>
+          <w:ilvl w:val="0"/>
+          <w:numId w:val="1022"/>
+        </w:numPr>
+        <w:pStyle w:val="Compact"/>
+      </w:pPr>
+      <w:r>
+        <w:rPr>
+          <w:bCs/>
+          <w:b/>
+        </w:rPr>
+        <w:t xml:space="preserve">B.2 Regional Backup POS Profile (Phase 5.8 — not yet built):</w:t>
+      </w:r>
+      <w:r>
+        <w:t xml:space="preserve"> </w:t>
+      </w:r>
+      <w:r>
+        <w:t xml:space="preserve">a shared</w:t>
+      </w:r>
+      <w:r>
+        <w:t xml:space="preserve"> </w:t>
+      </w:r>
+      <w:r>
+        <w:rPr>
+          <w:rStyle w:val="VerbatimChar"/>
+        </w:rPr>
+        <w:t xml:space="preserve">POS - Backup - &lt;Region&gt;</w:t>
+      </w:r>
+      <w:r>
+        <w:t xml:space="preserve"> </w:t>
+      </w:r>
+      <w:r>
+        <w:t xml:space="preserve">profile that points to the same warehouse but ledgers separately. Used when the dedicated cashier is unavailable.</w:t>
+      </w:r>
+    </w:p>
+    <w:p>
+      <w:pPr>
+        <w:numPr>
+          <w:ilvl w:val="0"/>
+          <w:numId w:val="1022"/>
+        </w:numPr>
+        <w:pStyle w:val="Compact"/>
+      </w:pPr>
+      <w:r>
+        <w:rPr>
+          <w:bCs/>
+          <w:b/>
+        </w:rPr>
+        <w:t xml:space="preserve">B.3 Manual Sales Book (Phase 5.9 — not yet built):</w:t>
+      </w:r>
+      <w:r>
+        <w:t xml:space="preserve"> </w:t>
+      </w:r>
+      <w:r>
+        <w:t xml:space="preserve">pre-numbered triplicate receipts, batch-keyed within 24 hours.</w:t>
+      </w:r>
+    </w:p>
+    <w:p>
+      <w:pPr>
+        <w:pStyle w:val="FirstParagraph"/>
+      </w:pPr>
+      <w:r>
+        <w:t xml:space="preserve">Until B.2 and B.3 ship, the only operational fallback is B.1.</w:t>
       </w:r>
     </w:p>
     <w:p>
@@ -4909,9 +5202,9 @@
         </w:pict>
       </w:r>
     </w:p>
-    <w:bookmarkEnd w:id="37"/>
     <w:bookmarkEnd w:id="38"/>
-    <w:bookmarkStart w:id="44" w:name="Xaffcf7a804b5d18a6373eb21956b4934e4e77a6"/>
+    <w:bookmarkEnd w:id="39"/>
+    <w:bookmarkStart w:id="45" w:name="Xaffcf7a804b5d18a6373eb21956b4934e4e77a6"/>
     <w:p>
       <w:pPr>
         <w:pStyle w:val="Heading2"/>
@@ -4944,7 +5237,7 @@
         <w:t xml:space="preserve">— a sequential, role-based pipeline visible at the top of every draft shift.</w:t>
       </w:r>
     </w:p>
-    <w:bookmarkStart w:id="39" w:name="workflow-states"/>
+    <w:bookmarkStart w:id="40" w:name="workflow-states"/>
     <w:p>
       <w:pPr>
         <w:pStyle w:val="Heading3"/>
@@ -4986,7 +5279,7 @@
       <w:pPr>
         <w:numPr>
           <w:ilvl w:val="0"/>
-          <w:numId w:val="1022"/>
+          <w:numId w:val="1023"/>
         </w:numPr>
         <w:pStyle w:val="Compact"/>
       </w:pPr>
@@ -5008,7 +5301,7 @@
       <w:pPr>
         <w:numPr>
           <w:ilvl w:val="0"/>
-          <w:numId w:val="1022"/>
+          <w:numId w:val="1023"/>
         </w:numPr>
         <w:pStyle w:val="Compact"/>
       </w:pPr>
@@ -5030,7 +5323,7 @@
       <w:pPr>
         <w:numPr>
           <w:ilvl w:val="0"/>
-          <w:numId w:val="1022"/>
+          <w:numId w:val="1023"/>
         </w:numPr>
         <w:pStyle w:val="Compact"/>
       </w:pPr>
@@ -5137,8 +5430,8 @@
         <w:t xml:space="preserve">section of the form (collapsible, permlevel 1 — read-only for cashiers).</w:t>
       </w:r>
     </w:p>
-    <w:bookmarkEnd w:id="39"/>
-    <w:bookmarkStart w:id="40" w:name="what-the-cashier-sees"/>
+    <w:bookmarkEnd w:id="40"/>
+    <w:bookmarkStart w:id="41" w:name="what-the-cashier-sees"/>
     <w:p>
       <w:pPr>
         <w:pStyle w:val="Heading3"/>
@@ -5159,7 +5452,7 @@
       <w:pPr>
         <w:numPr>
           <w:ilvl w:val="0"/>
-          <w:numId w:val="1023"/>
+          <w:numId w:val="1024"/>
         </w:numPr>
         <w:pStyle w:val="Compact"/>
       </w:pPr>
@@ -5199,7 +5492,7 @@
       <w:pPr>
         <w:numPr>
           <w:ilvl w:val="0"/>
-          <w:numId w:val="1023"/>
+          <w:numId w:val="1024"/>
         </w:numPr>
         <w:pStyle w:val="Compact"/>
       </w:pPr>
@@ -5225,8 +5518,8 @@
         <w:t xml:space="preserve">The opening shift stays open; the cashier resumes sales.</w:t>
       </w:r>
     </w:p>
-    <w:bookmarkEnd w:id="40"/>
-    <w:bookmarkStart w:id="41" w:name="what-each-approver-does"/>
+    <w:bookmarkEnd w:id="41"/>
+    <w:bookmarkStart w:id="42" w:name="what-each-approver-does"/>
     <w:p>
       <w:pPr>
         <w:pStyle w:val="Heading3"/>
@@ -5263,7 +5556,7 @@
       <w:pPr>
         <w:numPr>
           <w:ilvl w:val="0"/>
-          <w:numId w:val="1024"/>
+          <w:numId w:val="1025"/>
         </w:numPr>
         <w:pStyle w:val="Compact"/>
       </w:pPr>
@@ -5290,7 +5583,7 @@
       <w:pPr>
         <w:numPr>
           <w:ilvl w:val="0"/>
-          <w:numId w:val="1024"/>
+          <w:numId w:val="1025"/>
         </w:numPr>
         <w:pStyle w:val="Compact"/>
       </w:pPr>
@@ -5302,7 +5595,7 @@
       <w:pPr>
         <w:numPr>
           <w:ilvl w:val="0"/>
-          <w:numId w:val="1024"/>
+          <w:numId w:val="1025"/>
         </w:numPr>
         <w:pStyle w:val="Compact"/>
       </w:pPr>
@@ -5314,7 +5607,7 @@
       <w:pPr>
         <w:numPr>
           <w:ilvl w:val="1"/>
-          <w:numId w:val="1025"/>
+          <w:numId w:val="1026"/>
         </w:numPr>
         <w:pStyle w:val="Compact"/>
       </w:pPr>
@@ -5346,7 +5639,7 @@
       <w:pPr>
         <w:numPr>
           <w:ilvl w:val="1"/>
-          <w:numId w:val="1025"/>
+          <w:numId w:val="1026"/>
         </w:numPr>
         <w:pStyle w:val="Compact"/>
       </w:pPr>
@@ -5394,7 +5687,7 @@
       <w:pPr>
         <w:numPr>
           <w:ilvl w:val="1"/>
-          <w:numId w:val="1025"/>
+          <w:numId w:val="1026"/>
         </w:numPr>
         <w:pStyle w:val="Compact"/>
       </w:pPr>
@@ -5442,7 +5735,7 @@
       <w:pPr>
         <w:numPr>
           <w:ilvl w:val="1"/>
-          <w:numId w:val="1025"/>
+          <w:numId w:val="1026"/>
         </w:numPr>
         <w:pStyle w:val="Compact"/>
       </w:pPr>
@@ -5474,7 +5767,7 @@
       <w:pPr>
         <w:numPr>
           <w:ilvl w:val="0"/>
-          <w:numId w:val="1024"/>
+          <w:numId w:val="1025"/>
         </w:numPr>
         <w:pStyle w:val="Compact"/>
       </w:pPr>
@@ -5631,8 +5924,8 @@
         <w:t xml:space="preserve">, which auto-creates the variance Journal Entry (see §6).</w:t>
       </w:r>
     </w:p>
-    <w:bookmarkEnd w:id="41"/>
-    <w:bookmarkStart w:id="42" w:name="override-path-legacy-single-approver"/>
+    <w:bookmarkEnd w:id="42"/>
+    <w:bookmarkStart w:id="43" w:name="override-path-legacy-single-approver"/>
     <w:p>
       <w:pPr>
         <w:pStyle w:val="Heading3"/>
@@ -5695,8 +5988,8 @@
         <w:t xml:space="preserve">— the audit trail is weaker.</w:t>
       </w:r>
     </w:p>
-    <w:bookmarkEnd w:id="42"/>
-    <w:bookmarkStart w:id="43" w:name="warn-band-path-a-soft-variance"/>
+    <w:bookmarkEnd w:id="43"/>
+    <w:bookmarkStart w:id="44" w:name="warn-band-path-a-soft-variance"/>
     <w:p>
       <w:pPr>
         <w:pStyle w:val="Heading3"/>
@@ -5742,9 +6035,9 @@
         </w:pict>
       </w:r>
     </w:p>
-    <w:bookmarkEnd w:id="43"/>
     <w:bookmarkEnd w:id="44"/>
-    <w:bookmarkStart w:id="49" w:name="variance-journal-entries-auto-posted"/>
+    <w:bookmarkEnd w:id="45"/>
+    <w:bookmarkStart w:id="50" w:name="variance-journal-entries-auto-posted"/>
     <w:p>
       <w:pPr>
         <w:pStyle w:val="Heading2"/>
@@ -5761,7 +6054,7 @@
         <w:t xml:space="preserve">Whenever a closing shift submits with non-zero variance, a Journal Entry is automatically posted with the following structure:</w:t>
       </w:r>
     </w:p>
-    <w:bookmarkStart w:id="45" w:name="shortage-cash-short"/>
+    <w:bookmarkStart w:id="46" w:name="shortage-cash-short"/>
     <w:p>
       <w:pPr>
         <w:pStyle w:val="Heading3"/>
@@ -5948,8 +6241,8 @@
         <w:t xml:space="preserve">The party tag means the unrecovered cash is tracked against the specific cashier and can be deducted from payroll (or formally written off) by HR.</w:t>
       </w:r>
     </w:p>
-    <w:bookmarkEnd w:id="45"/>
-    <w:bookmarkStart w:id="46" w:name="overage-cash-over"/>
+    <w:bookmarkEnd w:id="46"/>
+    <w:bookmarkStart w:id="47" w:name="overage-cash-over"/>
     <w:p>
       <w:pPr>
         <w:pStyle w:val="Heading3"/>
@@ -6128,8 +6421,8 @@
         </w:tc>
       </w:tr>
     </w:tbl>
-    <w:bookmarkEnd w:id="46"/>
-    <w:bookmarkStart w:id="47" w:name="je-remark"/>
+    <w:bookmarkEnd w:id="47"/>
+    <w:bookmarkStart w:id="48" w:name="je-remark"/>
     <w:p>
       <w:pPr>
         <w:pStyle w:val="Heading3"/>
@@ -6237,8 +6530,8 @@
         <w:t xml:space="preserve">field, so the auditor can pivot either direction.</w:t>
       </w:r>
     </w:p>
-    <w:bookmarkEnd w:id="47"/>
-    <w:bookmarkStart w:id="48" w:name="configuration"/>
+    <w:bookmarkEnd w:id="48"/>
+    <w:bookmarkStart w:id="49" w:name="configuration"/>
     <w:p>
       <w:pPr>
         <w:pStyle w:val="Heading3"/>
@@ -6275,7 +6568,7 @@
       <w:pPr>
         <w:numPr>
           <w:ilvl w:val="0"/>
-          <w:numId w:val="1026"/>
+          <w:numId w:val="1027"/>
         </w:numPr>
         <w:pStyle w:val="Compact"/>
       </w:pPr>
@@ -6299,7 +6592,7 @@
       <w:pPr>
         <w:numPr>
           <w:ilvl w:val="0"/>
-          <w:numId w:val="1026"/>
+          <w:numId w:val="1027"/>
         </w:numPr>
         <w:pStyle w:val="Compact"/>
       </w:pPr>
@@ -6341,7 +6634,7 @@
       <w:pPr>
         <w:numPr>
           <w:ilvl w:val="0"/>
-          <w:numId w:val="1026"/>
+          <w:numId w:val="1027"/>
         </w:numPr>
         <w:pStyle w:val="Compact"/>
       </w:pPr>
@@ -6368,7 +6661,7 @@
       <w:pPr>
         <w:numPr>
           <w:ilvl w:val="0"/>
-          <w:numId w:val="1026"/>
+          <w:numId w:val="1027"/>
         </w:numPr>
         <w:pStyle w:val="Compact"/>
       </w:pPr>
@@ -6461,7 +6754,7 @@
       <w:pPr>
         <w:numPr>
           <w:ilvl w:val="0"/>
-          <w:numId w:val="1026"/>
+          <w:numId w:val="1027"/>
         </w:numPr>
         <w:pStyle w:val="Compact"/>
       </w:pPr>
@@ -6509,9 +6802,9 @@
         </w:pict>
       </w:r>
     </w:p>
-    <w:bookmarkEnd w:id="48"/>
     <w:bookmarkEnd w:id="49"/>
-    <w:bookmarkStart w:id="53" w:name="firs-compliant-receipts"/>
+    <w:bookmarkEnd w:id="50"/>
+    <w:bookmarkStart w:id="54" w:name="firs-compliant-receipts"/>
     <w:p>
       <w:pPr>
         <w:pStyle w:val="Heading2"/>
@@ -6520,7 +6813,7 @@
         <w:t xml:space="preserve">7. FIRS-Compliant Receipts</w:t>
       </w:r>
     </w:p>
-    <w:bookmarkStart w:id="50" w:name="whats-printed"/>
+    <w:bookmarkStart w:id="51" w:name="whats-printed"/>
     <w:p>
       <w:pPr>
         <w:pStyle w:val="Heading3"/>
@@ -6541,7 +6834,7 @@
       <w:pPr>
         <w:numPr>
           <w:ilvl w:val="0"/>
-          <w:numId w:val="1027"/>
+          <w:numId w:val="1028"/>
         </w:numPr>
         <w:pStyle w:val="Compact"/>
       </w:pPr>
@@ -6570,7 +6863,7 @@
       <w:pPr>
         <w:numPr>
           <w:ilvl w:val="0"/>
-          <w:numId w:val="1027"/>
+          <w:numId w:val="1028"/>
         </w:numPr>
         <w:pStyle w:val="Compact"/>
       </w:pPr>
@@ -6592,7 +6885,7 @@
       <w:pPr>
         <w:numPr>
           <w:ilvl w:val="0"/>
-          <w:numId w:val="1027"/>
+          <w:numId w:val="1028"/>
         </w:numPr>
         <w:pStyle w:val="Compact"/>
       </w:pPr>
@@ -6620,7 +6913,7 @@
       <w:pPr>
         <w:numPr>
           <w:ilvl w:val="0"/>
-          <w:numId w:val="1027"/>
+          <w:numId w:val="1028"/>
         </w:numPr>
         <w:pStyle w:val="Compact"/>
       </w:pPr>
@@ -6632,7 +6925,7 @@
       <w:pPr>
         <w:numPr>
           <w:ilvl w:val="0"/>
-          <w:numId w:val="1027"/>
+          <w:numId w:val="1028"/>
         </w:numPr>
         <w:pStyle w:val="Compact"/>
       </w:pPr>
@@ -6644,7 +6937,7 @@
       <w:pPr>
         <w:numPr>
           <w:ilvl w:val="0"/>
-          <w:numId w:val="1027"/>
+          <w:numId w:val="1028"/>
         </w:numPr>
         <w:pStyle w:val="Compact"/>
       </w:pPr>
@@ -6652,8 +6945,8 @@
         <w:t xml:space="preserve">Cashier and outlet at the footer.</w:t>
       </w:r>
     </w:p>
-    <w:bookmarkEnd w:id="50"/>
-    <w:bookmarkStart w:id="51" w:name="brand-overrides"/>
+    <w:bookmarkEnd w:id="51"/>
+    <w:bookmarkStart w:id="52" w:name="brand-overrides"/>
     <w:p>
       <w:pPr>
         <w:pStyle w:val="Heading3"/>
@@ -6852,8 +7145,8 @@
         </w:tc>
       </w:tr>
     </w:tbl>
-    <w:bookmarkEnd w:id="51"/>
-    <w:bookmarkStart w:id="52" w:name="vat-item-tax-templates"/>
+    <w:bookmarkEnd w:id="52"/>
+    <w:bookmarkStart w:id="53" w:name="vat-item-tax-templates"/>
     <w:p>
       <w:pPr>
         <w:pStyle w:val="Heading3"/>
@@ -6874,7 +7167,7 @@
       <w:pPr>
         <w:numPr>
           <w:ilvl w:val="0"/>
-          <w:numId w:val="1028"/>
+          <w:numId w:val="1029"/>
         </w:numPr>
         <w:pStyle w:val="Compact"/>
       </w:pPr>
@@ -6886,7 +7179,7 @@
       <w:pPr>
         <w:numPr>
           <w:ilvl w:val="0"/>
-          <w:numId w:val="1028"/>
+          <w:numId w:val="1029"/>
         </w:numPr>
         <w:pStyle w:val="Compact"/>
       </w:pPr>
@@ -6898,7 +7191,7 @@
       <w:pPr>
         <w:numPr>
           <w:ilvl w:val="0"/>
-          <w:numId w:val="1028"/>
+          <w:numId w:val="1029"/>
         </w:numPr>
         <w:pStyle w:val="Compact"/>
       </w:pPr>
@@ -6910,7 +7203,7 @@
       <w:pPr>
         <w:numPr>
           <w:ilvl w:val="0"/>
-          <w:numId w:val="1028"/>
+          <w:numId w:val="1029"/>
         </w:numPr>
         <w:pStyle w:val="Compact"/>
       </w:pPr>
@@ -6987,9 +7280,9 @@
         </w:pict>
       </w:r>
     </w:p>
-    <w:bookmarkEnd w:id="52"/>
     <w:bookmarkEnd w:id="53"/>
-    <w:bookmarkStart w:id="59" w:name="X3f6375dbd1eb9f63a0834ee92aa60524bbff821"/>
+    <w:bookmarkEnd w:id="54"/>
+    <w:bookmarkStart w:id="60" w:name="X3f6375dbd1eb9f63a0834ee92aa60524bbff821"/>
     <w:p>
       <w:pPr>
         <w:pStyle w:val="Heading2"/>
@@ -7032,7 +7325,7 @@
         <w:t xml:space="preserve">so finance + ops can review and confirm before build.</w:t>
       </w:r>
     </w:p>
-    <w:bookmarkStart w:id="54" w:name="X3eab9d5f998c7442f005c9dcdb576ed60e19b73"/>
+    <w:bookmarkStart w:id="55" w:name="X3eab9d5f998c7442f005c9dcdb576ed60e19b73"/>
     <w:p>
       <w:pPr>
         <w:pStyle w:val="Heading3"/>
@@ -7057,7 +7350,7 @@
       <w:pPr>
         <w:numPr>
           <w:ilvl w:val="0"/>
-          <w:numId w:val="1029"/>
+          <w:numId w:val="1030"/>
         </w:numPr>
         <w:pStyle w:val="Compact"/>
       </w:pPr>
@@ -7085,7 +7378,7 @@
       <w:pPr>
         <w:numPr>
           <w:ilvl w:val="0"/>
-          <w:numId w:val="1029"/>
+          <w:numId w:val="1030"/>
         </w:numPr>
         <w:pStyle w:val="Compact"/>
       </w:pPr>
@@ -7113,7 +7406,7 @@
       <w:pPr>
         <w:numPr>
           <w:ilvl w:val="0"/>
-          <w:numId w:val="1029"/>
+          <w:numId w:val="1030"/>
         </w:numPr>
         <w:pStyle w:val="Compact"/>
       </w:pPr>
@@ -7125,131 +7418,429 @@
       <w:pPr>
         <w:numPr>
           <w:ilvl w:val="1"/>
+          <w:numId w:val="1031"/>
+        </w:numPr>
+        <w:pStyle w:val="Compact"/>
+      </w:pPr>
+      <w:r>
+        <w:t xml:space="preserve">Plant Manager signature (count + condition confirmation)</w:t>
+      </w:r>
+    </w:p>
+    <w:p>
+      <w:pPr>
+        <w:numPr>
+          <w:ilvl w:val="1"/>
+          <w:numId w:val="1031"/>
+        </w:numPr>
+        <w:pStyle w:val="Compact"/>
+      </w:pPr>
+      <w:r>
+        <w:t xml:space="preserve">Auto-comparison vs PO quantity → flag any shortfall</w:t>
+      </w:r>
+    </w:p>
+    <w:p>
+      <w:pPr>
+        <w:numPr>
+          <w:ilvl w:val="0"/>
           <w:numId w:val="1030"/>
         </w:numPr>
         <w:pStyle w:val="Compact"/>
       </w:pPr>
       <w:r>
-        <w:t xml:space="preserve">Plant Manager signature (count + condition confirmation)</w:t>
+        <w:t xml:space="preserve">On submit → stock is increased in the outlet warehouse + a stock ledger entry posts.</w:t>
+      </w:r>
+    </w:p>
+    <w:p>
+      <w:pPr>
+        <w:numPr>
+          <w:ilvl w:val="0"/>
+          <w:numId w:val="1030"/>
+        </w:numPr>
+        <w:pStyle w:val="Compact"/>
+      </w:pPr>
+      <w:r>
+        <w:t xml:space="preserve">Supplier Invoice is matched later (3-way match: PO ↔ Receipt ↔ Invoice).</w:t>
+      </w:r>
+    </w:p>
+    <w:p>
+      <w:pPr>
+        <w:pStyle w:val="FirstParagraph"/>
+      </w:pPr>
+      <w:r>
+        <w:rPr>
+          <w:bCs/>
+          <w:b/>
+        </w:rPr>
+        <w:t xml:space="preserve">Approval gate (planned):</w:t>
+      </w:r>
+      <w:r>
+        <w:t xml:space="preserve"> </w:t>
+      </w:r>
+      <w:r>
+        <w:t xml:space="preserve">Receipts with &gt;5 % qty variance vs PO require HOD Operations sign-off before submit.</w:t>
+      </w:r>
+    </w:p>
+    <w:p>
+      <w:pPr>
+        <w:pStyle w:val="BodyText"/>
+      </w:pPr>
+      <w:r>
+        <w:rPr>
+          <w:bCs/>
+          <w:b/>
+        </w:rPr>
+        <w:t xml:space="preserve">Status:</w:t>
+      </w:r>
+      <w:r>
+        <w:t xml:space="preserve"> </w:t>
+      </w:r>
+      <w:r>
+        <w:t xml:space="preserve">Standard ERPNext Purchase Receipt is usable today. Sungas-specific approval gate + variance flag =</w:t>
+      </w:r>
+      <w:r>
+        <w:t xml:space="preserve"> </w:t>
+      </w:r>
+      <w:r>
+        <w:rPr>
+          <w:bCs/>
+          <w:b/>
+        </w:rPr>
+        <w:t xml:space="preserve">roadmap (Wave D-7)</w:t>
+      </w:r>
+      <w:r>
+        <w:t xml:space="preserve">.</w:t>
+      </w:r>
+    </w:p>
+    <w:bookmarkEnd w:id="55"/>
+    <w:bookmarkStart w:id="56" w:name="X3960f8fda2785652c1e55ee507483b6da83de96"/>
+    <w:p>
+      <w:pPr>
+        <w:pStyle w:val="Heading3"/>
+      </w:pPr>
+      <w:r>
+        <w:t xml:space="preserve">9.2 Inventory Transfer (Inter-Outlet, Single-Step)</w:t>
+      </w:r>
+    </w:p>
+    <w:p>
+      <w:pPr>
+        <w:pStyle w:val="FirstParagraph"/>
+      </w:pPr>
+      <w:r>
+        <w:rPr>
+          <w:bCs/>
+          <w:b/>
+        </w:rPr>
+        <w:t xml:space="preserve">Target flow:</w:t>
+      </w:r>
+    </w:p>
+    <w:p>
+      <w:pPr>
+        <w:numPr>
+          <w:ilvl w:val="0"/>
+          <w:numId w:val="1032"/>
+        </w:numPr>
+        <w:pStyle w:val="Compact"/>
+      </w:pPr>
+      <w:r>
+        <w:t xml:space="preserve">Sending outlet creates</w:t>
+      </w:r>
+      <w:r>
+        <w:t xml:space="preserve"> </w:t>
+      </w:r>
+      <w:r>
+        <w:rPr>
+          <w:bCs/>
+          <w:b/>
+        </w:rPr>
+        <w:t xml:space="preserve">Stock Entry</w:t>
+      </w:r>
+      <w:r>
+        <w:t xml:space="preserve"> </w:t>
+      </w:r>
+      <w:r>
+        <w:t xml:space="preserve">of type</w:t>
+      </w:r>
+      <w:r>
+        <w:t xml:space="preserve"> </w:t>
+      </w:r>
+      <w:r>
+        <w:rPr>
+          <w:bCs/>
+          <w:b/>
+        </w:rPr>
+        <w:t xml:space="preserve">Material Transfer</w:t>
+      </w:r>
+      <w:r>
+        <w:t xml:space="preserve">.</w:t>
+      </w:r>
+    </w:p>
+    <w:p>
+      <w:pPr>
+        <w:numPr>
+          <w:ilvl w:val="0"/>
+          <w:numId w:val="1032"/>
+        </w:numPr>
+        <w:pStyle w:val="Compact"/>
+      </w:pPr>
+      <w:r>
+        <w:t xml:space="preserve">Source warehouse + target warehouse selected (both must belong to same Company).</w:t>
+      </w:r>
+    </w:p>
+    <w:p>
+      <w:pPr>
+        <w:numPr>
+          <w:ilvl w:val="0"/>
+          <w:numId w:val="1032"/>
+        </w:numPr>
+        <w:pStyle w:val="Compact"/>
+      </w:pPr>
+      <w:r>
+        <w:t xml:space="preserve">On submit → stock moves immediately from source to target.</w:t>
+      </w:r>
+    </w:p>
+    <w:p>
+      <w:pPr>
+        <w:pStyle w:val="FirstParagraph"/>
+      </w:pPr>
+      <w:r>
+        <w:rPr>
+          <w:bCs/>
+          <w:b/>
+        </w:rPr>
+        <w:t xml:space="preserve">Approval gate (planned):</w:t>
+      </w:r>
+      <w:r>
+        <w:t xml:space="preserve"> </w:t>
+      </w:r>
+      <w:r>
+        <w:t xml:space="preserve">Transfers above a configurable value/qty threshold (e.g. 50 cylinders) require Plant Manager + HOD Operations approval before submit.</w:t>
+      </w:r>
+    </w:p>
+    <w:p>
+      <w:pPr>
+        <w:pStyle w:val="BodyText"/>
+      </w:pPr>
+      <w:r>
+        <w:rPr>
+          <w:bCs/>
+          <w:b/>
+        </w:rPr>
+        <w:t xml:space="preserve">Use case:</w:t>
+      </w:r>
+      <w:r>
+        <w:t xml:space="preserve"> </w:t>
+      </w:r>
+      <w:r>
+        <w:t xml:space="preserve">Short-distance same-day transfers where physical receipt at the target outlet is immediate (e.g. one Lagos outlet to another).</w:t>
+      </w:r>
+    </w:p>
+    <w:p>
+      <w:pPr>
+        <w:pStyle w:val="BodyText"/>
+      </w:pPr>
+      <w:r>
+        <w:rPr>
+          <w:bCs/>
+          <w:b/>
+        </w:rPr>
+        <w:t xml:space="preserve">Status:</w:t>
+      </w:r>
+      <w:r>
+        <w:t xml:space="preserve"> </w:t>
+      </w:r>
+      <w:r>
+        <w:t xml:space="preserve">Standard ERPNext Stock Entry is usable today. Approval gate =</w:t>
+      </w:r>
+      <w:r>
+        <w:t xml:space="preserve"> </w:t>
+      </w:r>
+      <w:r>
+        <w:rPr>
+          <w:bCs/>
+          <w:b/>
+        </w:rPr>
+        <w:t xml:space="preserve">roadmap (Wave D-7)</w:t>
+      </w:r>
+      <w:r>
+        <w:t xml:space="preserve">.</w:t>
+      </w:r>
+    </w:p>
+    <w:bookmarkEnd w:id="56"/>
+    <w:bookmarkStart w:id="57" w:name="goods-in-transit-git-two-step-transfer"/>
+    <w:p>
+      <w:pPr>
+        <w:pStyle w:val="Heading3"/>
+      </w:pPr>
+      <w:r>
+        <w:t xml:space="preserve">9.3 Goods in Transit (GIT — Two-Step Transfer)</w:t>
+      </w:r>
+    </w:p>
+    <w:p>
+      <w:pPr>
+        <w:pStyle w:val="FirstParagraph"/>
+      </w:pPr>
+      <w:r>
+        <w:rPr>
+          <w:bCs/>
+          <w:b/>
+        </w:rPr>
+        <w:t xml:space="preserve">Target flow:</w:t>
+      </w:r>
+    </w:p>
+    <w:p>
+      <w:pPr>
+        <w:pStyle w:val="BodyText"/>
+      </w:pPr>
+      <w:r>
+        <w:t xml:space="preserve">GIT is required when a transfer spans more than a few hours (e.g. Lagos → Ogun, or any cross-state move). Stock should NOT count in the destination outlet until physically received.</w:t>
+      </w:r>
+    </w:p>
+    <w:p>
+      <w:pPr>
+        <w:numPr>
+          <w:ilvl w:val="0"/>
+          <w:numId w:val="1033"/>
+        </w:numPr>
+        <w:pStyle w:val="Compact"/>
+      </w:pPr>
+      <w:r>
+        <w:t xml:space="preserve">Sending outlet creates</w:t>
+      </w:r>
+      <w:r>
+        <w:t xml:space="preserve"> </w:t>
+      </w:r>
+      <w:r>
+        <w:rPr>
+          <w:bCs/>
+          <w:b/>
+        </w:rPr>
+        <w:t xml:space="preserve">Stock Entry</w:t>
+      </w:r>
+      <w:r>
+        <w:t xml:space="preserve"> </w:t>
+      </w:r>
+      <w:r>
+        <w:t xml:space="preserve">of type</w:t>
+      </w:r>
+      <w:r>
+        <w:t xml:space="preserve"> </w:t>
+      </w:r>
+      <w:r>
+        <w:rPr>
+          <w:bCs/>
+          <w:b/>
+        </w:rPr>
+        <w:t xml:space="preserve">Material Transfer (In Transit)</w:t>
+      </w:r>
+      <w:r>
+        <w:t xml:space="preserve">.</w:t>
       </w:r>
     </w:p>
     <w:p>
       <w:pPr>
         <w:numPr>
           <w:ilvl w:val="1"/>
-          <w:numId w:val="1030"/>
-        </w:numPr>
-        <w:pStyle w:val="Compact"/>
-      </w:pPr>
-      <w:r>
-        <w:t xml:space="preserve">Auto-comparison vs PO quantity → flag any shortfall</w:t>
-      </w:r>
-    </w:p>
-    <w:p>
-      <w:pPr>
-        <w:numPr>
-          <w:ilvl w:val="0"/>
-          <w:numId w:val="1029"/>
-        </w:numPr>
-        <w:pStyle w:val="Compact"/>
-      </w:pPr>
-      <w:r>
-        <w:t xml:space="preserve">On submit → stock is increased in the outlet warehouse + a stock ledger entry posts.</w:t>
-      </w:r>
-    </w:p>
-    <w:p>
-      <w:pPr>
-        <w:numPr>
-          <w:ilvl w:val="0"/>
-          <w:numId w:val="1029"/>
-        </w:numPr>
-        <w:pStyle w:val="Compact"/>
-      </w:pPr>
-      <w:r>
-        <w:t xml:space="preserve">Supplier Invoice is matched later (3-way match: PO ↔ Receipt ↔ Invoice).</w:t>
-      </w:r>
-    </w:p>
-    <w:p>
-      <w:pPr>
-        <w:pStyle w:val="FirstParagraph"/>
-      </w:pPr>
-      <w:r>
-        <w:rPr>
-          <w:bCs/>
-          <w:b/>
-        </w:rPr>
-        <w:t xml:space="preserve">Approval gate (planned):</w:t>
-      </w:r>
-      <w:r>
-        <w:t xml:space="preserve"> </w:t>
-      </w:r>
-      <w:r>
-        <w:t xml:space="preserve">Receipts with &gt;5 % qty variance vs PO require HOD Operations sign-off before submit.</w:t>
-      </w:r>
-    </w:p>
-    <w:p>
-      <w:pPr>
-        <w:pStyle w:val="BodyText"/>
-      </w:pPr>
-      <w:r>
-        <w:rPr>
-          <w:bCs/>
-          <w:b/>
-        </w:rPr>
-        <w:t xml:space="preserve">Status:</w:t>
-      </w:r>
-      <w:r>
-        <w:t xml:space="preserve"> </w:t>
-      </w:r>
-      <w:r>
-        <w:t xml:space="preserve">Standard ERPNext Purchase Receipt is usable today. Sungas-specific approval gate + variance flag =</w:t>
-      </w:r>
-      <w:r>
-        <w:t xml:space="preserve"> </w:t>
-      </w:r>
-      <w:r>
-        <w:rPr>
-          <w:bCs/>
-          <w:b/>
-        </w:rPr>
-        <w:t xml:space="preserve">roadmap (Wave D-7)</w:t>
-      </w:r>
-      <w:r>
-        <w:t xml:space="preserve">.</w:t>
-      </w:r>
-    </w:p>
-    <w:bookmarkEnd w:id="54"/>
-    <w:bookmarkStart w:id="55" w:name="X3960f8fda2785652c1e55ee507483b6da83de96"/>
-    <w:p>
-      <w:pPr>
-        <w:pStyle w:val="Heading3"/>
-      </w:pPr>
-      <w:r>
-        <w:t xml:space="preserve">9.2 Inventory Transfer (Inter-Outlet, Single-Step)</w:t>
-      </w:r>
-    </w:p>
-    <w:p>
-      <w:pPr>
-        <w:pStyle w:val="FirstParagraph"/>
-      </w:pPr>
-      <w:r>
-        <w:rPr>
-          <w:bCs/>
-          <w:b/>
-        </w:rPr>
-        <w:t xml:space="preserve">Target flow:</w:t>
-      </w:r>
-    </w:p>
-    <w:p>
-      <w:pPr>
-        <w:numPr>
-          <w:ilvl w:val="0"/>
-          <w:numId w:val="1031"/>
-        </w:numPr>
-        <w:pStyle w:val="Compact"/>
-      </w:pPr>
-      <w:r>
-        <w:t xml:space="preserve">Sending outlet creates</w:t>
+          <w:numId w:val="1034"/>
+        </w:numPr>
+        <w:pStyle w:val="Compact"/>
+      </w:pPr>
+      <w:r>
+        <w:t xml:space="preserve">Source warehouse: e.g. </w:t>
+      </w:r>
+      <w:r>
+        <w:rPr>
+          <w:rStyle w:val="VerbatimChar"/>
+        </w:rPr>
+        <w:t xml:space="preserve">Stores - Ikeja</w:t>
+      </w:r>
+    </w:p>
+    <w:p>
+      <w:pPr>
+        <w:numPr>
+          <w:ilvl w:val="1"/>
+          <w:numId w:val="1034"/>
+        </w:numPr>
+        <w:pStyle w:val="Compact"/>
+      </w:pPr>
+      <w:r>
+        <w:rPr>
+          <w:bCs/>
+          <w:b/>
+        </w:rPr>
+        <w:t xml:space="preserve">In-Transit warehouse:</w:t>
+      </w:r>
+      <w:r>
+        <w:t xml:space="preserve"> </w:t>
+      </w:r>
+      <w:r>
+        <w:t xml:space="preserve">a dedicated warehouse per region (e.g. </w:t>
+      </w:r>
+      <w:r>
+        <w:rPr>
+          <w:rStyle w:val="VerbatimChar"/>
+        </w:rPr>
+        <w:t xml:space="preserve">GIT - Lagos</w:t>
+      </w:r>
+      <w:r>
+        <w:t xml:space="preserve">) — created during initial setup.</w:t>
+      </w:r>
+    </w:p>
+    <w:p>
+      <w:pPr>
+        <w:numPr>
+          <w:ilvl w:val="1"/>
+          <w:numId w:val="1034"/>
+        </w:numPr>
+        <w:pStyle w:val="Compact"/>
+      </w:pPr>
+      <w:r>
+        <w:t xml:space="preserve">Target warehouse: e.g. </w:t>
+      </w:r>
+      <w:r>
+        <w:rPr>
+          <w:rStyle w:val="VerbatimChar"/>
+        </w:rPr>
+        <w:t xml:space="preserve">Stores - Itele</w:t>
+      </w:r>
+    </w:p>
+    <w:p>
+      <w:pPr>
+        <w:numPr>
+          <w:ilvl w:val="0"/>
+          <w:numId w:val="1033"/>
+        </w:numPr>
+        <w:pStyle w:val="Compact"/>
+      </w:pPr>
+      <w:r>
+        <w:t xml:space="preserve">On submit → stock moves Source → In-Transit. The destination outlet does</w:t>
+      </w:r>
+      <w:r>
+        <w:t xml:space="preserve"> </w:t>
+      </w:r>
+      <w:r>
+        <w:rPr>
+          <w:bCs/>
+          <w:b/>
+        </w:rPr>
+        <w:t xml:space="preserve">not</w:t>
+      </w:r>
+      <w:r>
+        <w:t xml:space="preserve"> </w:t>
+      </w:r>
+      <w:r>
+        <w:t xml:space="preserve">see it in their stock yet.</w:t>
+      </w:r>
+    </w:p>
+    <w:p>
+      <w:pPr>
+        <w:numPr>
+          <w:ilvl w:val="0"/>
+          <w:numId w:val="1033"/>
+        </w:numPr>
+        <w:pStyle w:val="Compact"/>
+      </w:pPr>
+      <w:r>
+        <w:t xml:space="preserve">When the truck arrives at the destination outlet, the Inventory Officer there creates a follow-up</w:t>
       </w:r>
       <w:r>
         <w:t xml:space="preserve"> </w:t>
@@ -7275,318 +7866,20 @@
           <w:bCs/>
           <w:b/>
         </w:rPr>
-        <w:t xml:space="preserve">Material Transfer</w:t>
-      </w:r>
-      <w:r>
-        <w:t xml:space="preserve">.</w:t>
-      </w:r>
-    </w:p>
-    <w:p>
-      <w:pPr>
-        <w:numPr>
-          <w:ilvl w:val="0"/>
-          <w:numId w:val="1031"/>
-        </w:numPr>
-        <w:pStyle w:val="Compact"/>
-      </w:pPr>
-      <w:r>
-        <w:t xml:space="preserve">Source warehouse + target warehouse selected (both must belong to same Company).</w:t>
-      </w:r>
-    </w:p>
-    <w:p>
-      <w:pPr>
-        <w:numPr>
-          <w:ilvl w:val="0"/>
-          <w:numId w:val="1031"/>
-        </w:numPr>
-        <w:pStyle w:val="Compact"/>
-      </w:pPr>
-      <w:r>
-        <w:t xml:space="preserve">On submit → stock moves immediately from source to target.</w:t>
-      </w:r>
-    </w:p>
-    <w:p>
-      <w:pPr>
-        <w:pStyle w:val="FirstParagraph"/>
-      </w:pPr>
-      <w:r>
-        <w:rPr>
-          <w:bCs/>
-          <w:b/>
-        </w:rPr>
-        <w:t xml:space="preserve">Approval gate (planned):</w:t>
-      </w:r>
-      <w:r>
-        <w:t xml:space="preserve"> </w:t>
-      </w:r>
-      <w:r>
-        <w:t xml:space="preserve">Transfers above a configurable value/qty threshold (e.g. 50 cylinders) require Plant Manager + HOD Operations approval before submit.</w:t>
-      </w:r>
-    </w:p>
-    <w:p>
-      <w:pPr>
-        <w:pStyle w:val="BodyText"/>
-      </w:pPr>
-      <w:r>
-        <w:rPr>
-          <w:bCs/>
-          <w:b/>
-        </w:rPr>
-        <w:t xml:space="preserve">Use case:</w:t>
-      </w:r>
-      <w:r>
-        <w:t xml:space="preserve"> </w:t>
-      </w:r>
-      <w:r>
-        <w:t xml:space="preserve">Short-distance same-day transfers where physical receipt at the target outlet is immediate (e.g. one Lagos outlet to another).</w:t>
-      </w:r>
-    </w:p>
-    <w:p>
-      <w:pPr>
-        <w:pStyle w:val="BodyText"/>
-      </w:pPr>
-      <w:r>
-        <w:rPr>
-          <w:bCs/>
-          <w:b/>
-        </w:rPr>
-        <w:t xml:space="preserve">Status:</w:t>
-      </w:r>
-      <w:r>
-        <w:t xml:space="preserve"> </w:t>
-      </w:r>
-      <w:r>
-        <w:t xml:space="preserve">Standard ERPNext Stock Entry is usable today. Approval gate =</w:t>
-      </w:r>
-      <w:r>
-        <w:t xml:space="preserve"> </w:t>
-      </w:r>
-      <w:r>
-        <w:rPr>
-          <w:bCs/>
-          <w:b/>
-        </w:rPr>
-        <w:t xml:space="preserve">roadmap (Wave D-7)</w:t>
-      </w:r>
-      <w:r>
-        <w:t xml:space="preserve">.</w:t>
-      </w:r>
-    </w:p>
-    <w:bookmarkEnd w:id="55"/>
-    <w:bookmarkStart w:id="56" w:name="goods-in-transit-git-two-step-transfer"/>
-    <w:p>
-      <w:pPr>
-        <w:pStyle w:val="Heading3"/>
-      </w:pPr>
-      <w:r>
-        <w:t xml:space="preserve">9.3 Goods in Transit (GIT — Two-Step Transfer)</w:t>
-      </w:r>
-    </w:p>
-    <w:p>
-      <w:pPr>
-        <w:pStyle w:val="FirstParagraph"/>
-      </w:pPr>
-      <w:r>
-        <w:rPr>
-          <w:bCs/>
-          <w:b/>
-        </w:rPr>
-        <w:t xml:space="preserve">Target flow:</w:t>
-      </w:r>
-    </w:p>
-    <w:p>
-      <w:pPr>
-        <w:pStyle w:val="BodyText"/>
-      </w:pPr>
-      <w:r>
-        <w:t xml:space="preserve">GIT is required when a transfer spans more than a few hours (e.g. Lagos → Ogun, or any cross-state move). Stock should NOT count in the destination outlet until physically received.</w:t>
-      </w:r>
-    </w:p>
-    <w:p>
-      <w:pPr>
-        <w:numPr>
-          <w:ilvl w:val="0"/>
-          <w:numId w:val="1032"/>
-        </w:numPr>
-        <w:pStyle w:val="Compact"/>
-      </w:pPr>
-      <w:r>
-        <w:t xml:space="preserve">Sending outlet creates</w:t>
-      </w:r>
-      <w:r>
-        <w:t xml:space="preserve"> </w:t>
-      </w:r>
-      <w:r>
-        <w:rPr>
-          <w:bCs/>
-          <w:b/>
-        </w:rPr>
-        <w:t xml:space="preserve">Stock Entry</w:t>
-      </w:r>
-      <w:r>
-        <w:t xml:space="preserve"> </w:t>
-      </w:r>
-      <w:r>
-        <w:t xml:space="preserve">of type</w:t>
-      </w:r>
-      <w:r>
-        <w:t xml:space="preserve"> </w:t>
-      </w:r>
-      <w:r>
-        <w:rPr>
-          <w:bCs/>
-          <w:b/>
-        </w:rPr>
-        <w:t xml:space="preserve">Material Transfer (In Transit)</w:t>
-      </w:r>
-      <w:r>
-        <w:t xml:space="preserve">.</w:t>
-      </w:r>
-    </w:p>
-    <w:p>
-      <w:pPr>
-        <w:numPr>
-          <w:ilvl w:val="1"/>
+        <w:t xml:space="preserve">Material Receipt</w:t>
+      </w:r>
+      <w:r>
+        <w:t xml:space="preserve"> </w:t>
+      </w:r>
+      <w:r>
+        <w:t xml:space="preserve">referencing the first Stock Entry.</w:t>
+      </w:r>
+    </w:p>
+    <w:p>
+      <w:pPr>
+        <w:numPr>
+          <w:ilvl w:val="0"/>
           <w:numId w:val="1033"/>
-        </w:numPr>
-        <w:pStyle w:val="Compact"/>
-      </w:pPr>
-      <w:r>
-        <w:t xml:space="preserve">Source warehouse: e.g. </w:t>
-      </w:r>
-      <w:r>
-        <w:rPr>
-          <w:rStyle w:val="VerbatimChar"/>
-        </w:rPr>
-        <w:t xml:space="preserve">Stores - Ikeja</w:t>
-      </w:r>
-    </w:p>
-    <w:p>
-      <w:pPr>
-        <w:numPr>
-          <w:ilvl w:val="1"/>
-          <w:numId w:val="1033"/>
-        </w:numPr>
-        <w:pStyle w:val="Compact"/>
-      </w:pPr>
-      <w:r>
-        <w:rPr>
-          <w:bCs/>
-          <w:b/>
-        </w:rPr>
-        <w:t xml:space="preserve">In-Transit warehouse:</w:t>
-      </w:r>
-      <w:r>
-        <w:t xml:space="preserve"> </w:t>
-      </w:r>
-      <w:r>
-        <w:t xml:space="preserve">a dedicated warehouse per region (e.g. </w:t>
-      </w:r>
-      <w:r>
-        <w:rPr>
-          <w:rStyle w:val="VerbatimChar"/>
-        </w:rPr>
-        <w:t xml:space="preserve">GIT - Lagos</w:t>
-      </w:r>
-      <w:r>
-        <w:t xml:space="preserve">) — created during initial setup.</w:t>
-      </w:r>
-    </w:p>
-    <w:p>
-      <w:pPr>
-        <w:numPr>
-          <w:ilvl w:val="1"/>
-          <w:numId w:val="1033"/>
-        </w:numPr>
-        <w:pStyle w:val="Compact"/>
-      </w:pPr>
-      <w:r>
-        <w:t xml:space="preserve">Target warehouse: e.g. </w:t>
-      </w:r>
-      <w:r>
-        <w:rPr>
-          <w:rStyle w:val="VerbatimChar"/>
-        </w:rPr>
-        <w:t xml:space="preserve">Stores - Itele</w:t>
-      </w:r>
-    </w:p>
-    <w:p>
-      <w:pPr>
-        <w:numPr>
-          <w:ilvl w:val="0"/>
-          <w:numId w:val="1032"/>
-        </w:numPr>
-        <w:pStyle w:val="Compact"/>
-      </w:pPr>
-      <w:r>
-        <w:t xml:space="preserve">On submit → stock moves Source → In-Transit. The destination outlet does</w:t>
-      </w:r>
-      <w:r>
-        <w:t xml:space="preserve"> </w:t>
-      </w:r>
-      <w:r>
-        <w:rPr>
-          <w:bCs/>
-          <w:b/>
-        </w:rPr>
-        <w:t xml:space="preserve">not</w:t>
-      </w:r>
-      <w:r>
-        <w:t xml:space="preserve"> </w:t>
-      </w:r>
-      <w:r>
-        <w:t xml:space="preserve">see it in their stock yet.</w:t>
-      </w:r>
-    </w:p>
-    <w:p>
-      <w:pPr>
-        <w:numPr>
-          <w:ilvl w:val="0"/>
-          <w:numId w:val="1032"/>
-        </w:numPr>
-        <w:pStyle w:val="Compact"/>
-      </w:pPr>
-      <w:r>
-        <w:t xml:space="preserve">When the truck arrives at the destination outlet, the Inventory Officer there creates a follow-up</w:t>
-      </w:r>
-      <w:r>
-        <w:t xml:space="preserve"> </w:t>
-      </w:r>
-      <w:r>
-        <w:rPr>
-          <w:bCs/>
-          <w:b/>
-        </w:rPr>
-        <w:t xml:space="preserve">Stock Entry</w:t>
-      </w:r>
-      <w:r>
-        <w:t xml:space="preserve"> </w:t>
-      </w:r>
-      <w:r>
-        <w:t xml:space="preserve">of type</w:t>
-      </w:r>
-      <w:r>
-        <w:t xml:space="preserve"> </w:t>
-      </w:r>
-      <w:r>
-        <w:rPr>
-          <w:bCs/>
-          <w:b/>
-        </w:rPr>
-        <w:t xml:space="preserve">Material Receipt</w:t>
-      </w:r>
-      <w:r>
-        <w:t xml:space="preserve"> </w:t>
-      </w:r>
-      <w:r>
-        <w:t xml:space="preserve">referencing the first Stock Entry.</w:t>
-      </w:r>
-    </w:p>
-    <w:p>
-      <w:pPr>
-        <w:numPr>
-          <w:ilvl w:val="0"/>
-          <w:numId w:val="1032"/>
         </w:numPr>
         <w:pStyle w:val="Compact"/>
       </w:pPr>
@@ -7668,8 +7961,8 @@
         <w:t xml:space="preserve">.</w:t>
       </w:r>
     </w:p>
-    <w:bookmarkEnd w:id="56"/>
-    <w:bookmarkStart w:id="57" w:name="Xff550aeed91c237f317ad62fc1aa1b211cf9cc6"/>
+    <w:bookmarkEnd w:id="57"/>
+    <w:bookmarkStart w:id="58" w:name="Xff550aeed91c237f317ad62fc1aa1b211cf9cc6"/>
     <w:p>
       <w:pPr>
         <w:pStyle w:val="Heading3"/>
@@ -7702,7 +7995,7 @@
       <w:pPr>
         <w:numPr>
           <w:ilvl w:val="0"/>
-          <w:numId w:val="1034"/>
+          <w:numId w:val="1035"/>
         </w:numPr>
         <w:pStyle w:val="Compact"/>
       </w:pPr>
@@ -7740,7 +8033,7 @@
       <w:pPr>
         <w:numPr>
           <w:ilvl w:val="0"/>
-          <w:numId w:val="1034"/>
+          <w:numId w:val="1035"/>
         </w:numPr>
         <w:pStyle w:val="Compact"/>
       </w:pPr>
@@ -7794,7 +8087,7 @@
       <w:pPr>
         <w:numPr>
           <w:ilvl w:val="0"/>
-          <w:numId w:val="1034"/>
+          <w:numId w:val="1035"/>
         </w:numPr>
         <w:pStyle w:val="Compact"/>
       </w:pPr>
@@ -7877,8 +8170,8 @@
         <w:t xml:space="preserve">.</w:t>
       </w:r>
     </w:p>
-    <w:bookmarkEnd w:id="57"/>
-    <w:bookmarkStart w:id="58" w:name="X32fa01815168c194380535bd08e7e760f1af620"/>
+    <w:bookmarkEnd w:id="58"/>
+    <w:bookmarkStart w:id="59" w:name="X32fa01815168c194380535bd08e7e760f1af620"/>
     <w:p>
       <w:pPr>
         <w:pStyle w:val="Heading3"/>
@@ -7899,7 +8192,7 @@
       <w:pPr>
         <w:numPr>
           <w:ilvl w:val="0"/>
-          <w:numId w:val="1035"/>
+          <w:numId w:val="1036"/>
         </w:numPr>
         <w:pStyle w:val="Compact"/>
       </w:pPr>
@@ -7921,7 +8214,7 @@
       <w:pPr>
         <w:numPr>
           <w:ilvl w:val="0"/>
-          <w:numId w:val="1035"/>
+          <w:numId w:val="1036"/>
         </w:numPr>
         <w:pStyle w:val="Compact"/>
       </w:pPr>
@@ -7954,9 +8247,9 @@
         </w:pict>
       </w:r>
     </w:p>
-    <w:bookmarkEnd w:id="58"/>
     <w:bookmarkEnd w:id="59"/>
-    <w:bookmarkStart w:id="63" w:name="outlet-scoping-who-sees-what"/>
+    <w:bookmarkEnd w:id="60"/>
+    <w:bookmarkStart w:id="64" w:name="outlet-scoping-who-sees-what"/>
     <w:p>
       <w:pPr>
         <w:pStyle w:val="Heading2"/>
@@ -7965,7 +8258,7 @@
         <w:t xml:space="preserve">10. Outlet Scoping (Who Sees What)</w:t>
       </w:r>
     </w:p>
-    <w:bookmarkStart w:id="60" w:name="cashiers"/>
+    <w:bookmarkStart w:id="61" w:name="cashiers"/>
     <w:p>
       <w:pPr>
         <w:pStyle w:val="Heading3"/>
@@ -7986,7 +8279,7 @@
       <w:pPr>
         <w:numPr>
           <w:ilvl w:val="0"/>
-          <w:numId w:val="1036"/>
+          <w:numId w:val="1037"/>
         </w:numPr>
         <w:pStyle w:val="Compact"/>
       </w:pPr>
@@ -7998,7 +8291,7 @@
       <w:pPr>
         <w:numPr>
           <w:ilvl w:val="0"/>
-          <w:numId w:val="1036"/>
+          <w:numId w:val="1037"/>
         </w:numPr>
         <w:pStyle w:val="Compact"/>
       </w:pPr>
@@ -8018,7 +8311,7 @@
       <w:pPr>
         <w:numPr>
           <w:ilvl w:val="0"/>
-          <w:numId w:val="1037"/>
+          <w:numId w:val="1038"/>
         </w:numPr>
         <w:pStyle w:val="Compact"/>
       </w:pPr>
@@ -8055,7 +8348,7 @@
       <w:pPr>
         <w:numPr>
           <w:ilvl w:val="0"/>
-          <w:numId w:val="1037"/>
+          <w:numId w:val="1038"/>
         </w:numPr>
         <w:pStyle w:val="Compact"/>
       </w:pPr>
@@ -8079,8 +8372,8 @@
         <w:t xml:space="preserve">child table (if no explicit User Permission exists). This safety net prevents fail-closed denials for cashiers whose User Permission rows were never seeded.</w:t>
       </w:r>
     </w:p>
-    <w:bookmarkEnd w:id="60"/>
-    <w:bookmarkStart w:id="61" w:name="cross-outlet-roles-exempt-from-scoping"/>
+    <w:bookmarkEnd w:id="61"/>
+    <w:bookmarkStart w:id="62" w:name="cross-outlet-roles-exempt-from-scoping"/>
     <w:p>
       <w:pPr>
         <w:pStyle w:val="Heading3"/>
@@ -8101,7 +8394,7 @@
       <w:pPr>
         <w:numPr>
           <w:ilvl w:val="0"/>
-          <w:numId w:val="1038"/>
+          <w:numId w:val="1039"/>
         </w:numPr>
         <w:pStyle w:val="Compact"/>
       </w:pPr>
@@ -8113,7 +8406,7 @@
       <w:pPr>
         <w:numPr>
           <w:ilvl w:val="0"/>
-          <w:numId w:val="1038"/>
+          <w:numId w:val="1039"/>
         </w:numPr>
         <w:pStyle w:val="Compact"/>
       </w:pPr>
@@ -8125,7 +8418,7 @@
       <w:pPr>
         <w:numPr>
           <w:ilvl w:val="0"/>
-          <w:numId w:val="1038"/>
+          <w:numId w:val="1039"/>
         </w:numPr>
         <w:pStyle w:val="Compact"/>
       </w:pPr>
@@ -8137,7 +8430,7 @@
       <w:pPr>
         <w:numPr>
           <w:ilvl w:val="0"/>
-          <w:numId w:val="1038"/>
+          <w:numId w:val="1039"/>
         </w:numPr>
         <w:pStyle w:val="Compact"/>
       </w:pPr>
@@ -8149,7 +8442,7 @@
       <w:pPr>
         <w:numPr>
           <w:ilvl w:val="0"/>
-          <w:numId w:val="1038"/>
+          <w:numId w:val="1039"/>
         </w:numPr>
         <w:pStyle w:val="Compact"/>
       </w:pPr>
@@ -8161,7 +8454,7 @@
       <w:pPr>
         <w:numPr>
           <w:ilvl w:val="0"/>
-          <w:numId w:val="1038"/>
+          <w:numId w:val="1039"/>
         </w:numPr>
         <w:pStyle w:val="Compact"/>
       </w:pPr>
@@ -8173,7 +8466,7 @@
       <w:pPr>
         <w:numPr>
           <w:ilvl w:val="0"/>
-          <w:numId w:val="1038"/>
+          <w:numId w:val="1039"/>
         </w:numPr>
         <w:pStyle w:val="Compact"/>
       </w:pPr>
@@ -8181,8 +8474,8 @@
         <w:t xml:space="preserve">POS Manager / Sales Manager / Auditor</w:t>
       </w:r>
     </w:p>
-    <w:bookmarkEnd w:id="61"/>
-    <w:bookmarkStart w:id="62" w:name="adding-a-new-cashier-to-an-outlet"/>
+    <w:bookmarkEnd w:id="62"/>
+    <w:bookmarkStart w:id="63" w:name="adding-a-new-cashier-to-an-outlet"/>
     <w:p>
       <w:pPr>
         <w:pStyle w:val="Heading3"/>
@@ -8195,7 +8488,7 @@
       <w:pPr>
         <w:numPr>
           <w:ilvl w:val="0"/>
-          <w:numId w:val="1039"/>
+          <w:numId w:val="1040"/>
         </w:numPr>
         <w:pStyle w:val="Compact"/>
       </w:pPr>
@@ -8207,7 +8500,7 @@
       <w:pPr>
         <w:numPr>
           <w:ilvl w:val="0"/>
-          <w:numId w:val="1039"/>
+          <w:numId w:val="1040"/>
         </w:numPr>
         <w:pStyle w:val="Compact"/>
       </w:pPr>
@@ -8232,7 +8525,7 @@
       <w:pPr>
         <w:numPr>
           <w:ilvl w:val="0"/>
-          <w:numId w:val="1039"/>
+          <w:numId w:val="1040"/>
         </w:numPr>
         <w:pStyle w:val="Compact"/>
       </w:pPr>
@@ -8269,7 +8562,7 @@
       <w:pPr>
         <w:numPr>
           <w:ilvl w:val="0"/>
-          <w:numId w:val="1039"/>
+          <w:numId w:val="1040"/>
         </w:numPr>
         <w:pStyle w:val="Compact"/>
       </w:pPr>
@@ -8281,7 +8574,7 @@
       <w:pPr>
         <w:numPr>
           <w:ilvl w:val="0"/>
-          <w:numId w:val="1039"/>
+          <w:numId w:val="1040"/>
         </w:numPr>
         <w:pStyle w:val="Compact"/>
       </w:pPr>
@@ -8304,9 +8597,9 @@
         </w:pict>
       </w:r>
     </w:p>
-    <w:bookmarkEnd w:id="62"/>
     <w:bookmarkEnd w:id="63"/>
-    <w:bookmarkStart w:id="67" w:name="configuration-reference"/>
+    <w:bookmarkEnd w:id="64"/>
+    <w:bookmarkStart w:id="68" w:name="configuration-reference"/>
     <w:p>
       <w:pPr>
         <w:pStyle w:val="Heading2"/>
@@ -8315,7 +8608,7 @@
         <w:t xml:space="preserve">11. Configuration Reference</w:t>
       </w:r>
     </w:p>
-    <w:bookmarkStart w:id="64" w:name="sungas-close-policy-single"/>
+    <w:bookmarkStart w:id="65" w:name="sungas-close-policy-single"/>
     <w:p>
       <w:pPr>
         <w:pStyle w:val="Heading3"/>
@@ -8962,8 +9255,8 @@
         </w:tc>
       </w:tr>
     </w:tbl>
-    <w:bookmarkEnd w:id="64"/>
-    <w:bookmarkStart w:id="65" w:name="custom-docperm-rows-pos-closing-shift"/>
+    <w:bookmarkEnd w:id="65"/>
+    <w:bookmarkStart w:id="66" w:name="custom-docperm-rows-pos-closing-shift"/>
     <w:p>
       <w:pPr>
         <w:pStyle w:val="Heading3"/>
@@ -9250,8 +9543,8 @@
         <w:t xml:space="preserve">fields so only approvers can edit/clear them.</w:t>
       </w:r>
     </w:p>
-    <w:bookmarkEnd w:id="65"/>
-    <w:bookmarkStart w:id="66" w:name="custom-fields-on-pos-closing-shift"/>
+    <w:bookmarkEnd w:id="66"/>
+    <w:bookmarkStart w:id="67" w:name="custom-fields-on-pos-closing-shift"/>
     <w:p>
       <w:pPr>
         <w:pStyle w:val="Heading3"/>
@@ -9492,9 +9785,9 @@
         </w:pict>
       </w:r>
     </w:p>
-    <w:bookmarkEnd w:id="66"/>
     <w:bookmarkEnd w:id="67"/>
-    <w:bookmarkStart w:id="72" w:name="troubleshooting"/>
+    <w:bookmarkEnd w:id="68"/>
+    <w:bookmarkStart w:id="73" w:name="troubleshooting"/>
     <w:p>
       <w:pPr>
         <w:pStyle w:val="Heading2"/>
@@ -9503,7 +9796,7 @@
         <w:t xml:space="preserve">12. Troubleshooting</w:t>
       </w:r>
     </w:p>
-    <w:bookmarkStart w:id="68" w:name="X45a945e8a68fc2c7242d0f85733be5dbba0863f"/>
+    <w:bookmarkStart w:id="69" w:name="X45a945e8a68fc2c7242d0f85733be5dbba0863f"/>
     <w:p>
       <w:pPr>
         <w:pStyle w:val="Heading3"/>
@@ -9576,8 +9869,8 @@
         <w:t xml:space="preserve">table. After the next page load (or logout/login), they have access via the implicit-scope fallback.</w:t>
       </w:r>
     </w:p>
-    <w:bookmarkEnd w:id="68"/>
-    <w:bookmarkStart w:id="69" w:name="Xa5a60bf13fb33e163ab99f7afdebb7dc38cdb1b"/>
+    <w:bookmarkEnd w:id="69"/>
+    <w:bookmarkStart w:id="70" w:name="Xa5a60bf13fb33e163ab99f7afdebb7dc38cdb1b"/>
     <w:p>
       <w:pPr>
         <w:pStyle w:val="Heading3"/>
@@ -9679,8 +9972,8 @@
         <w:t xml:space="preserve">Open Mode of Payment → Cash → Accounts table → ensure a row exists for the company with the right Cash GL account.</w:t>
       </w:r>
     </w:p>
-    <w:bookmarkEnd w:id="69"/>
-    <w:bookmarkStart w:id="70" w:name="X106fe92040d7bddc30ee4b6c51840b316cc2997"/>
+    <w:bookmarkEnd w:id="70"/>
+    <w:bookmarkStart w:id="71" w:name="X106fe92040d7bddc30ee4b6c51840b316cc2997"/>
     <w:p>
       <w:pPr>
         <w:pStyle w:val="Heading3"/>
@@ -9740,8 +10033,8 @@
         <w:t xml:space="preserve">is deployed.</w:t>
       </w:r>
     </w:p>
-    <w:bookmarkEnd w:id="70"/>
-    <w:bookmarkStart w:id="71" w:name="draft-disappeared-after-a-blocked-submit"/>
+    <w:bookmarkEnd w:id="71"/>
+    <w:bookmarkStart w:id="72" w:name="draft-disappeared-after-a-blocked-submit"/>
     <w:p>
       <w:pPr>
         <w:pStyle w:val="Heading3"/>
@@ -9920,9 +10213,9 @@
         </w:pict>
       </w:r>
     </w:p>
-    <w:bookmarkEnd w:id="71"/>
     <w:bookmarkEnd w:id="72"/>
-    <w:bookmarkStart w:id="78" w:name="known-gaps-vs.-full-spec-build-roadmap"/>
+    <w:bookmarkEnd w:id="73"/>
+    <w:bookmarkStart w:id="79" w:name="known-gaps-vs.-full-spec-build-roadmap"/>
     <w:p>
       <w:pPr>
         <w:pStyle w:val="Heading2"/>
@@ -9955,7 +10248,7 @@
         <w:t xml:space="preserve">and are tracked for upcoming waves:</w:t>
       </w:r>
     </w:p>
-    <w:bookmarkStart w:id="73" w:name="wave-d-next-sprint"/>
+    <w:bookmarkStart w:id="74" w:name="wave-d-next-sprint"/>
     <w:p>
       <w:pPr>
         <w:pStyle w:val="Heading3"/>
@@ -9968,7 +10261,7 @@
       <w:pPr>
         <w:numPr>
           <w:ilvl w:val="0"/>
-          <w:numId w:val="1040"/>
+          <w:numId w:val="1041"/>
         </w:numPr>
         <w:pStyle w:val="Compact"/>
       </w:pPr>
@@ -9990,7 +10283,7 @@
       <w:pPr>
         <w:numPr>
           <w:ilvl w:val="0"/>
-          <w:numId w:val="1040"/>
+          <w:numId w:val="1041"/>
         </w:numPr>
         <w:pStyle w:val="Compact"/>
       </w:pPr>
@@ -10012,7 +10305,7 @@
       <w:pPr>
         <w:numPr>
           <w:ilvl w:val="0"/>
-          <w:numId w:val="1040"/>
+          <w:numId w:val="1041"/>
         </w:numPr>
         <w:pStyle w:val="Compact"/>
       </w:pPr>
@@ -10034,7 +10327,7 @@
       <w:pPr>
         <w:numPr>
           <w:ilvl w:val="0"/>
-          <w:numId w:val="1040"/>
+          <w:numId w:val="1041"/>
         </w:numPr>
         <w:pStyle w:val="Compact"/>
       </w:pPr>
@@ -10072,7 +10365,7 @@
       <w:pPr>
         <w:numPr>
           <w:ilvl w:val="0"/>
-          <w:numId w:val="1040"/>
+          <w:numId w:val="1041"/>
         </w:numPr>
         <w:pStyle w:val="Compact"/>
       </w:pPr>
@@ -10109,7 +10402,7 @@
       <w:pPr>
         <w:numPr>
           <w:ilvl w:val="0"/>
-          <w:numId w:val="1040"/>
+          <w:numId w:val="1041"/>
         </w:numPr>
         <w:pStyle w:val="Compact"/>
       </w:pPr>
@@ -10131,7 +10424,7 @@
       <w:pPr>
         <w:numPr>
           <w:ilvl w:val="0"/>
-          <w:numId w:val="1040"/>
+          <w:numId w:val="1041"/>
         </w:numPr>
         <w:pStyle w:val="Compact"/>
       </w:pPr>
@@ -10153,7 +10446,7 @@
       <w:pPr>
         <w:numPr>
           <w:ilvl w:val="0"/>
-          <w:numId w:val="1040"/>
+          <w:numId w:val="1041"/>
         </w:numPr>
         <w:pStyle w:val="Compact"/>
       </w:pPr>
@@ -10171,8 +10464,8 @@
         <w:t xml:space="preserve">— Plant Manager / HOD Ops / HOD Finance / COO gates per variance band on Stock Reconciliation + Stock Entry (Material Issue). See §9.4.</w:t>
       </w:r>
     </w:p>
-    <w:bookmarkEnd w:id="73"/>
-    <w:bookmarkStart w:id="74" w:name="wave-e-path-c-suspected-fraud"/>
+    <w:bookmarkEnd w:id="74"/>
+    <w:bookmarkStart w:id="75" w:name="wave-e-path-c-suspected-fraud"/>
     <w:p>
       <w:pPr>
         <w:pStyle w:val="Heading3"/>
@@ -10185,7 +10478,7 @@
       <w:pPr>
         <w:numPr>
           <w:ilvl w:val="0"/>
-          <w:numId w:val="1041"/>
+          <w:numId w:val="1042"/>
         </w:numPr>
         <w:pStyle w:val="Compact"/>
       </w:pPr>
@@ -10197,7 +10490,7 @@
       <w:pPr>
         <w:numPr>
           <w:ilvl w:val="0"/>
-          <w:numId w:val="1041"/>
+          <w:numId w:val="1042"/>
         </w:numPr>
         <w:pStyle w:val="Compact"/>
       </w:pPr>
@@ -10209,7 +10502,7 @@
       <w:pPr>
         <w:numPr>
           <w:ilvl w:val="0"/>
-          <w:numId w:val="1041"/>
+          <w:numId w:val="1042"/>
         </w:numPr>
         <w:pStyle w:val="Compact"/>
       </w:pPr>
@@ -10221,7 +10514,7 @@
       <w:pPr>
         <w:numPr>
           <w:ilvl w:val="0"/>
-          <w:numId w:val="1041"/>
+          <w:numId w:val="1042"/>
         </w:numPr>
         <w:pStyle w:val="Compact"/>
       </w:pPr>
@@ -10229,8 +10522,8 @@
         <w:t xml:space="preserve">Internal Audit case auto-opened.</w:t>
       </w:r>
     </w:p>
-    <w:bookmarkEnd w:id="74"/>
-    <w:bookmarkStart w:id="75" w:name="phase-5.8-5.9-continuity"/>
+    <w:bookmarkEnd w:id="75"/>
+    <w:bookmarkStart w:id="76" w:name="phase-5.8-5.9-continuity"/>
     <w:p>
       <w:pPr>
         <w:pStyle w:val="Heading3"/>
@@ -10243,7 +10536,7 @@
       <w:pPr>
         <w:numPr>
           <w:ilvl w:val="0"/>
-          <w:numId w:val="1042"/>
+          <w:numId w:val="1043"/>
         </w:numPr>
         <w:pStyle w:val="Compact"/>
       </w:pPr>
@@ -10265,7 +10558,7 @@
       <w:pPr>
         <w:numPr>
           <w:ilvl w:val="0"/>
-          <w:numId w:val="1042"/>
+          <w:numId w:val="1043"/>
         </w:numPr>
         <w:pStyle w:val="Compact"/>
       </w:pPr>
@@ -10283,8 +10576,8 @@
         <w:t xml:space="preserve">with pre-numbered serial entries (B.3 last-resort selling channel).</w:t>
       </w:r>
     </w:p>
-    <w:bookmarkEnd w:id="75"/>
-    <w:bookmarkStart w:id="76" w:name="phase-9-period-close"/>
+    <w:bookmarkEnd w:id="76"/>
+    <w:bookmarkStart w:id="77" w:name="phase-9-period-close"/>
     <w:p>
       <w:pPr>
         <w:pStyle w:val="Heading3"/>
@@ -10297,7 +10590,7 @@
       <w:pPr>
         <w:numPr>
           <w:ilvl w:val="0"/>
-          <w:numId w:val="1043"/>
+          <w:numId w:val="1044"/>
         </w:numPr>
         <w:pStyle w:val="Compact"/>
       </w:pPr>
@@ -10312,8 +10605,8 @@
         <w:t xml:space="preserve">: Draft → HOD Finance → Head of Internal Control (review) → COO (approved) → Locked.</w:t>
       </w:r>
     </w:p>
-    <w:bookmarkEnd w:id="76"/>
-    <w:bookmarkStart w:id="77" w:name="other"/>
+    <w:bookmarkEnd w:id="77"/>
+    <w:bookmarkStart w:id="78" w:name="other"/>
     <w:p>
       <w:pPr>
         <w:pStyle w:val="Heading3"/>
@@ -10326,7 +10619,7 @@
       <w:pPr>
         <w:numPr>
           <w:ilvl w:val="0"/>
-          <w:numId w:val="1044"/>
+          <w:numId w:val="1045"/>
         </w:numPr>
         <w:pStyle w:val="Compact"/>
       </w:pPr>
@@ -10348,7 +10641,7 @@
       <w:pPr>
         <w:numPr>
           <w:ilvl w:val="0"/>
-          <w:numId w:val="1044"/>
+          <w:numId w:val="1045"/>
         </w:numPr>
         <w:pStyle w:val="Compact"/>
       </w:pPr>
@@ -10370,7 +10663,7 @@
       <w:pPr>
         <w:numPr>
           <w:ilvl w:val="0"/>
-          <w:numId w:val="1044"/>
+          <w:numId w:val="1045"/>
         </w:numPr>
         <w:pStyle w:val="Compact"/>
       </w:pPr>
@@ -10395,9 +10688,9 @@
         </w:pict>
       </w:r>
     </w:p>
-    <w:bookmarkEnd w:id="77"/>
     <w:bookmarkEnd w:id="78"/>
-    <w:bookmarkStart w:id="79" w:name="quick-reference-urls"/>
+    <w:bookmarkEnd w:id="79"/>
+    <w:bookmarkStart w:id="80" w:name="quick-reference-urls"/>
     <w:p>
       <w:pPr>
         <w:pStyle w:val="Heading2"/>
@@ -10772,8 +11065,8 @@
         </w:pict>
       </w:r>
     </w:p>
-    <w:bookmarkEnd w:id="79"/>
-    <w:bookmarkStart w:id="80" w:name="support-escalation"/>
+    <w:bookmarkEnd w:id="80"/>
+    <w:bookmarkStart w:id="81" w:name="support-escalation"/>
     <w:p>
       <w:pPr>
         <w:pStyle w:val="Heading2"/>
@@ -10786,7 +11079,7 @@
       <w:pPr>
         <w:numPr>
           <w:ilvl w:val="0"/>
-          <w:numId w:val="1045"/>
+          <w:numId w:val="1046"/>
         </w:numPr>
         <w:pStyle w:val="Compact"/>
       </w:pPr>
@@ -10808,7 +11101,7 @@
       <w:pPr>
         <w:numPr>
           <w:ilvl w:val="0"/>
-          <w:numId w:val="1045"/>
+          <w:numId w:val="1046"/>
         </w:numPr>
         <w:pStyle w:val="Compact"/>
       </w:pPr>
@@ -10830,7 +11123,7 @@
       <w:pPr>
         <w:numPr>
           <w:ilvl w:val="0"/>
-          <w:numId w:val="1045"/>
+          <w:numId w:val="1046"/>
         </w:numPr>
         <w:pStyle w:val="Compact"/>
       </w:pPr>
@@ -10852,7 +11145,7 @@
       <w:pPr>
         <w:numPr>
           <w:ilvl w:val="0"/>
-          <w:numId w:val="1045"/>
+          <w:numId w:val="1046"/>
         </w:numPr>
         <w:pStyle w:val="Compact"/>
       </w:pPr>
@@ -10874,7 +11167,7 @@
       <w:pPr>
         <w:numPr>
           <w:ilvl w:val="0"/>
-          <w:numId w:val="1045"/>
+          <w:numId w:val="1046"/>
         </w:numPr>
         <w:pStyle w:val="Compact"/>
       </w:pPr>
@@ -10896,7 +11189,7 @@
       <w:pPr>
         <w:numPr>
           <w:ilvl w:val="0"/>
-          <w:numId w:val="1045"/>
+          <w:numId w:val="1046"/>
         </w:numPr>
         <w:pStyle w:val="Compact"/>
       </w:pPr>
@@ -10933,8 +11226,8 @@
         <w:t xml:space="preserve">End of Manual v1.1. Generated from the current Sungas deployment state. Sections 1–8 and 10–12 document live functionality; §9 documents the inventory operations design (not yet built); §13 lists the roadmap. Next revision (v1.2) will land with Wave D-1 (sequential workflow + escalation scheduler).</w:t>
       </w:r>
     </w:p>
-    <w:bookmarkEnd w:id="80"/>
     <w:bookmarkEnd w:id="81"/>
+    <w:bookmarkEnd w:id="82"/>
     <w:sectPr/>
   </w:body>
 </w:document>
@@ -11461,34 +11754,7 @@
     <w:abstractNumId w:val="991"/>
   </w:num>
   <w:num w:numId="1023">
-    <w:abstractNumId w:val="99411"/>
-    <w:lvlOverride w:ilvl="0">
-      <w:startOverride w:val="1"/>
-    </w:lvlOverride>
-    <w:lvlOverride w:ilvl="1">
-      <w:startOverride w:val="1"/>
-    </w:lvlOverride>
-    <w:lvlOverride w:ilvl="2">
-      <w:startOverride w:val="1"/>
-    </w:lvlOverride>
-    <w:lvlOverride w:ilvl="3">
-      <w:startOverride w:val="1"/>
-    </w:lvlOverride>
-    <w:lvlOverride w:ilvl="4">
-      <w:startOverride w:val="1"/>
-    </w:lvlOverride>
-    <w:lvlOverride w:ilvl="5">
-      <w:startOverride w:val="1"/>
-    </w:lvlOverride>
-    <w:lvlOverride w:ilvl="6">
-      <w:startOverride w:val="1"/>
-    </w:lvlOverride>
-    <w:lvlOverride w:ilvl="7">
-      <w:startOverride w:val="1"/>
-    </w:lvlOverride>
-    <w:lvlOverride w:ilvl="8">
-      <w:startOverride w:val="1"/>
-    </w:lvlOverride>
+    <w:abstractNumId w:val="991"/>
   </w:num>
   <w:num w:numId="1024">
     <w:abstractNumId w:val="99411"/>
@@ -11521,12 +11787,42 @@
     </w:lvlOverride>
   </w:num>
   <w:num w:numId="1025">
-    <w:abstractNumId w:val="991"/>
+    <w:abstractNumId w:val="99411"/>
+    <w:lvlOverride w:ilvl="0">
+      <w:startOverride w:val="1"/>
+    </w:lvlOverride>
+    <w:lvlOverride w:ilvl="1">
+      <w:startOverride w:val="1"/>
+    </w:lvlOverride>
+    <w:lvlOverride w:ilvl="2">
+      <w:startOverride w:val="1"/>
+    </w:lvlOverride>
+    <w:lvlOverride w:ilvl="3">
+      <w:startOverride w:val="1"/>
+    </w:lvlOverride>
+    <w:lvlOverride w:ilvl="4">
+      <w:startOverride w:val="1"/>
+    </w:lvlOverride>
+    <w:lvlOverride w:ilvl="5">
+      <w:startOverride w:val="1"/>
+    </w:lvlOverride>
+    <w:lvlOverride w:ilvl="6">
+      <w:startOverride w:val="1"/>
+    </w:lvlOverride>
+    <w:lvlOverride w:ilvl="7">
+      <w:startOverride w:val="1"/>
+    </w:lvlOverride>
+    <w:lvlOverride w:ilvl="8">
+      <w:startOverride w:val="1"/>
+    </w:lvlOverride>
   </w:num>
   <w:num w:numId="1026">
     <w:abstractNumId w:val="991"/>
   </w:num>
   <w:num w:numId="1027">
+    <w:abstractNumId w:val="991"/>
+  </w:num>
+  <w:num w:numId="1028">
     <w:abstractNumId w:val="99411"/>
     <w:lvlOverride w:ilvl="0">
       <w:startOverride w:val="1"/>
@@ -11556,10 +11852,10 @@
       <w:startOverride w:val="1"/>
     </w:lvlOverride>
   </w:num>
-  <w:num w:numId="1028">
+  <w:num w:numId="1029">
     <w:abstractNumId w:val="991"/>
   </w:num>
-  <w:num w:numId="1029">
+  <w:num w:numId="1030">
     <w:abstractNumId w:val="99411"/>
     <w:lvlOverride w:ilvl="0">
       <w:startOverride w:val="1"/>
@@ -11589,38 +11885,8 @@
       <w:startOverride w:val="1"/>
     </w:lvlOverride>
   </w:num>
-  <w:num w:numId="1030">
+  <w:num w:numId="1031">
     <w:abstractNumId w:val="991"/>
-  </w:num>
-  <w:num w:numId="1031">
-    <w:abstractNumId w:val="99411"/>
-    <w:lvlOverride w:ilvl="0">
-      <w:startOverride w:val="1"/>
-    </w:lvlOverride>
-    <w:lvlOverride w:ilvl="1">
-      <w:startOverride w:val="1"/>
-    </w:lvlOverride>
-    <w:lvlOverride w:ilvl="2">
-      <w:startOverride w:val="1"/>
-    </w:lvlOverride>
-    <w:lvlOverride w:ilvl="3">
-      <w:startOverride w:val="1"/>
-    </w:lvlOverride>
-    <w:lvlOverride w:ilvl="4">
-      <w:startOverride w:val="1"/>
-    </w:lvlOverride>
-    <w:lvlOverride w:ilvl="5">
-      <w:startOverride w:val="1"/>
-    </w:lvlOverride>
-    <w:lvlOverride w:ilvl="6">
-      <w:startOverride w:val="1"/>
-    </w:lvlOverride>
-    <w:lvlOverride w:ilvl="7">
-      <w:startOverride w:val="1"/>
-    </w:lvlOverride>
-    <w:lvlOverride w:ilvl="8">
-      <w:startOverride w:val="1"/>
-    </w:lvlOverride>
   </w:num>
   <w:num w:numId="1032">
     <w:abstractNumId w:val="99411"/>
@@ -11653,9 +11919,39 @@
     </w:lvlOverride>
   </w:num>
   <w:num w:numId="1033">
+    <w:abstractNumId w:val="99411"/>
+    <w:lvlOverride w:ilvl="0">
+      <w:startOverride w:val="1"/>
+    </w:lvlOverride>
+    <w:lvlOverride w:ilvl="1">
+      <w:startOverride w:val="1"/>
+    </w:lvlOverride>
+    <w:lvlOverride w:ilvl="2">
+      <w:startOverride w:val="1"/>
+    </w:lvlOverride>
+    <w:lvlOverride w:ilvl="3">
+      <w:startOverride w:val="1"/>
+    </w:lvlOverride>
+    <w:lvlOverride w:ilvl="4">
+      <w:startOverride w:val="1"/>
+    </w:lvlOverride>
+    <w:lvlOverride w:ilvl="5">
+      <w:startOverride w:val="1"/>
+    </w:lvlOverride>
+    <w:lvlOverride w:ilvl="6">
+      <w:startOverride w:val="1"/>
+    </w:lvlOverride>
+    <w:lvlOverride w:ilvl="7">
+      <w:startOverride w:val="1"/>
+    </w:lvlOverride>
+    <w:lvlOverride w:ilvl="8">
+      <w:startOverride w:val="1"/>
+    </w:lvlOverride>
+  </w:num>
+  <w:num w:numId="1034">
     <w:abstractNumId w:val="991"/>
   </w:num>
-  <w:num w:numId="1034">
+  <w:num w:numId="1035">
     <w:abstractNumId w:val="99411"/>
     <w:lvlOverride w:ilvl="0">
       <w:startOverride w:val="1"/>
@@ -11684,14 +11980,14 @@
     <w:lvlOverride w:ilvl="8">
       <w:startOverride w:val="1"/>
     </w:lvlOverride>
-  </w:num>
-  <w:num w:numId="1035">
-    <w:abstractNumId w:val="991"/>
   </w:num>
   <w:num w:numId="1036">
     <w:abstractNumId w:val="991"/>
   </w:num>
   <w:num w:numId="1037">
+    <w:abstractNumId w:val="991"/>
+  </w:num>
+  <w:num w:numId="1038">
     <w:abstractNumId w:val="99411"/>
     <w:lvlOverride w:ilvl="0">
       <w:startOverride w:val="1"/>
@@ -11721,10 +12017,10 @@
       <w:startOverride w:val="1"/>
     </w:lvlOverride>
   </w:num>
-  <w:num w:numId="1038">
+  <w:num w:numId="1039">
     <w:abstractNumId w:val="991"/>
   </w:num>
-  <w:num w:numId="1039">
+  <w:num w:numId="1040">
     <w:abstractNumId w:val="99411"/>
     <w:lvlOverride w:ilvl="0">
       <w:startOverride w:val="1"/>
@@ -11753,9 +12049,6 @@
     <w:lvlOverride w:ilvl="8">
       <w:startOverride w:val="1"/>
     </w:lvlOverride>
-  </w:num>
-  <w:num w:numId="1040">
-    <w:abstractNumId w:val="991"/>
   </w:num>
   <w:num w:numId="1041">
     <w:abstractNumId w:val="991"/>
@@ -11770,6 +12063,9 @@
     <w:abstractNumId w:val="991"/>
   </w:num>
   <w:num w:numId="1045">
+    <w:abstractNumId w:val="991"/>
+  </w:num>
+  <w:num w:numId="1046">
     <w:abstractNumId w:val="991"/>
   </w:num>
 </w:numbering>
